--- a/03_Outputs/final scripts/zh/Module 6/6.3.0-zh.docx
+++ b/03_Outputs/final scripts/zh/Module 6/6.3.0-zh.docx
@@ -14,7 +14,7 @@
     </w:p>
     <w:p>
       <w:r>
-        <w:t>我们将首先绘制风险地图。极端高温会降低发电厂效率，在需求激增时使电网超载，并加剧输电线路的压力。洪水、风暴和海平面上升威胁沿海炼油厂、管道和发电站。干旱可能减少水力发电产量和火电厂的冷却水供应。通过共同分析这些物理风险，我们将看到能源系统最脆弱的环节。</w:t>
+        <w:t>我们将首先绘制风险地图。极端高温会降低发电厂效率，在需求激增时使电网超载，并加剧输电线路的压力。洪水、风暴和海平面上升威胁沿海炼油厂、管道和发电站。干旱可能减少水力发电产量和热电厂的冷却水供应。通过共同分析这些物理风险，我们将看到能源系统最脆弱的环节。</w:t>
       </w:r>
     </w:p>
     <w:p>
@@ -29,7 +29,7 @@
     </w:p>
     <w:p>
       <w:r>
-        <w:t>最后，我们将探讨政策协调、一致性和合作的必要性。国家适应计划应整合能源部门的优先事项，能源战略应预见未来的气候风险。在预算、气候金融流、保险方案和韧性债券等方面统一框架，避免碎片化，为投资者、电力公司和社区传递明确信号。同样重要的是，这种协调必须包括弱势群体的声音，以确保适应措施公平、包容且有效。</w:t>
+        <w:t>最后，我们将探讨政策协调、一致性和合作的必要性。国家适应计划应整合能源部门的优先事项，能源战略应预见未来的气候风险。在一个统一框架下协调预算、气候金融流、保险方案和韧性债券，避免碎片化，为投资者、电力公司和社区传递明确信号。同样重要的是，这种协调必须包括弱势群体的声音，以确保适应措施公平、包容且有效。</w:t>
       </w:r>
     </w:p>
     <w:p>
